--- a/tests/fixtures/docx/empty_document.docx
+++ b/tests/fixtures/docx/empty_document.docx
@@ -2,7 +2,6 @@
 <file path=word/document.xml><?xml version="1.0" encoding="utf-8"?>
 <w:document xmlns:wpc="http://schemas.microsoft.com/office/word/2010/wordprocessingCanvas" xmlns:mo="http://schemas.microsoft.com/office/mac/office/2008/main" xmlns:mc="http://schemas.openxmlformats.org/markup-compatibility/2006" xmlns:mv="urn:schemas-microsoft-com:mac:vml" xmlns:o="urn:schemas-microsoft-com:office:office" xmlns:r="http://schemas.openxmlformats.org/officeDocument/2006/relationships" xmlns:m="http://schemas.openxmlformats.org/officeDocument/2006/math" xmlns:v="urn:schemas-microsoft-com:vml" xmlns:wp14="http://schemas.microsoft.com/office/word/2010/wordprocessingDrawing" xmlns:wp="http://schemas.openxmlformats.org/drawingml/2006/wordprocessingDrawing" xmlns:w10="urn:schemas-microsoft-com:office:word" xmlns:w="http://schemas.openxmlformats.org/wordprocessingml/2006/main" xmlns:w14="http://schemas.microsoft.com/office/word/2010/wordml" xmlns:wpg="http://schemas.microsoft.com/office/word/2010/wordprocessingGroup" xmlns:wpi="http://schemas.microsoft.com/office/word/2010/wordprocessingInk" xmlns:wne="http://schemas.microsoft.com/office/word/2006/wordml" xmlns:wps="http://schemas.microsoft.com/office/word/2010/wordprocessingShape" mc:Ignorable="w14 wp14">
   <w:body>
-    <w:p/>
     <w:sectPr>
       <w:pgSz w:w="12240" w:h="15840"/>
       <w:pgMar w:top="1440" w:right="1800" w:bottom="1440" w:left="1800" w:header="720" w:footer="720" w:gutter="0"/>
